--- a/docs/SEO Audit.docx
+++ b/docs/SEO Audit.docx
@@ -40,7 +40,7 @@
           <w:szCs w:val="20"/>
           <w14:ligatures w14:val="none"/>
         </w:rPr>
-        <w:t>FAQ page</w:t>
+        <w:t>Author attribution</w:t>
       </w:r>
       <w:r>
         <w:rPr>
@@ -51,7 +51,7 @@
           <w:szCs w:val="20"/>
           <w14:ligatures w14:val="none"/>
         </w:rPr>
-        <w:t> with FAQPage schema markup</w:t>
+        <w:t> on blog posts ("Written by Svetlana Demb, RCIC")</w:t>
       </w:r>
     </w:p>
     <w:p>
@@ -82,18 +82,7 @@
           <w:szCs w:val="20"/>
           <w14:ligatures w14:val="none"/>
         </w:rPr>
-        <w:t>Author attribution</w:t>
-      </w:r>
-      <w:r>
-        <w:rPr>
-          <w:rFonts w:ascii="Segoe UI" w:eastAsia="Times New Roman" w:hAnsi="Segoe UI" w:cs="Segoe UI"/>
-          <w:color w:val="CCCCCC"/>
-          <w:kern w:val="0"/>
-          <w:sz w:val="20"/>
-          <w:szCs w:val="20"/>
-          <w14:ligatures w14:val="none"/>
-        </w:rPr>
-        <w:t> on blog posts ("Written by Svetlana Demb, RCIC")</w:t>
+        <w:t>Phone number in header</w:t>
       </w:r>
     </w:p>
     <w:p>
@@ -124,17 +113,24 @@
           <w:szCs w:val="20"/>
           <w14:ligatures w14:val="none"/>
         </w:rPr>
-        <w:t>Phone number in header</w:t>
-      </w:r>
-    </w:p>
-    <w:p>
-      <w:pPr>
-        <w:numPr>
-          <w:ilvl w:val="0"/>
-          <w:numId w:val="12"/>
-        </w:numPr>
+        <w:t>"Free consultation" framing</w:t>
+      </w:r>
+      <w:r>
+        <w:rPr>
+          <w:rFonts w:ascii="Segoe UI" w:eastAsia="Times New Roman" w:hAnsi="Segoe UI" w:cs="Segoe UI"/>
+          <w:color w:val="CCCCCC"/>
+          <w:kern w:val="0"/>
+          <w:sz w:val="20"/>
+          <w:szCs w:val="20"/>
+          <w14:ligatures w14:val="none"/>
+        </w:rPr>
+        <w:t> on CTAs</w:t>
+      </w:r>
+    </w:p>
+    <w:p>
+      <w:pPr>
         <w:shd w:val="clear" w:color="auto" w:fill="181818"/>
-        <w:spacing w:before="100" w:beforeAutospacing="1" w:after="100" w:afterAutospacing="1" w:line="240" w:lineRule="auto"/>
+        <w:spacing w:before="24" w:after="48" w:line="240" w:lineRule="auto"/>
         <w:rPr>
           <w:rFonts w:ascii="Segoe UI" w:eastAsia="Times New Roman" w:hAnsi="Segoe UI" w:cs="Segoe UI"/>
           <w:color w:val="CCCCCC"/>
@@ -155,7 +151,7 @@
           <w:szCs w:val="20"/>
           <w14:ligatures w14:val="none"/>
         </w:rPr>
-        <w:t>"Free consultation" framing</w:t>
+        <w:t>Still pending — needs content/decisions from you:</w:t>
       </w:r>
       <w:r>
         <w:rPr>
@@ -166,113 +162,93 @@
           <w:szCs w:val="20"/>
           <w14:ligatures w14:val="none"/>
         </w:rPr>
-        <w:t> on CTAs</w:t>
-      </w:r>
-    </w:p>
-    <w:p>
-      <w:pPr>
-        <w:shd w:val="clear" w:color="auto" w:fill="181818"/>
-        <w:spacing w:before="24" w:after="48" w:line="240" w:lineRule="auto"/>
-        <w:rPr>
-          <w:rFonts w:ascii="Segoe UI" w:eastAsia="Times New Roman" w:hAnsi="Segoe UI" w:cs="Segoe UI"/>
-          <w:color w:val="CCCCCC"/>
-          <w:kern w:val="0"/>
-          <w:sz w:val="20"/>
-          <w:szCs w:val="20"/>
-          <w14:ligatures w14:val="none"/>
-        </w:rPr>
-      </w:pPr>
-      <w:r>
-        <w:rPr>
-          <w:rFonts w:ascii="Segoe UI" w:eastAsia="Times New Roman" w:hAnsi="Segoe UI" w:cs="Segoe UI"/>
+        <w:t xml:space="preserve"> 5. Fees/Pricing page (need fee ranges) 6. Spousal/Family Sponsorship service page (need content) 7. Free Assessment intake form (need form tool choice) 8. Resources/Downloads hub (need PDF assets) 9. RCIC licence number display (previously skipped) 10. 9 remaining blog topics from the editorial calendar 11. IRCC processing times on service pages 12. Official source links in blog posts (IRCC, canada.ca citations) 13. Google Business Profile, branded domain (manual tasks)</w:t>
+      </w:r>
+    </w:p>
+    <w:p>
+      <w:pPr>
+        <w:spacing w:before="100" w:beforeAutospacing="1" w:after="100" w:afterAutospacing="1" w:line="240" w:lineRule="auto"/>
+        <w:rPr>
+          <w:rFonts w:ascii="Times New Roman" w:eastAsia="Times New Roman" w:hAnsi="Times New Roman" w:cs="Times New Roman"/>
+          <w:kern w:val="0"/>
+          <w14:ligatures w14:val="none"/>
+        </w:rPr>
+      </w:pPr>
+    </w:p>
+    <w:p>
+      <w:pPr>
+        <w:spacing w:before="100" w:beforeAutospacing="1" w:after="100" w:afterAutospacing="1" w:line="240" w:lineRule="auto"/>
+        <w:rPr>
+          <w:rFonts w:ascii="Times New Roman" w:eastAsia="Times New Roman" w:hAnsi="Times New Roman" w:cs="Times New Roman"/>
+          <w:kern w:val="0"/>
+          <w14:ligatures w14:val="none"/>
+        </w:rPr>
+      </w:pPr>
+    </w:p>
+    <w:p>
+      <w:pPr>
+        <w:spacing w:before="100" w:beforeAutospacing="1" w:after="100" w:afterAutospacing="1" w:line="240" w:lineRule="auto"/>
+        <w:rPr>
+          <w:rFonts w:ascii="Times New Roman" w:eastAsia="Times New Roman" w:hAnsi="Times New Roman" w:cs="Times New Roman"/>
+          <w:kern w:val="0"/>
+          <w14:ligatures w14:val="none"/>
+        </w:rPr>
+      </w:pPr>
+    </w:p>
+    <w:p>
+      <w:pPr>
+        <w:spacing w:before="100" w:beforeAutospacing="1" w:after="100" w:afterAutospacing="1" w:line="240" w:lineRule="auto"/>
+        <w:rPr>
+          <w:rFonts w:ascii="Times New Roman" w:eastAsia="Times New Roman" w:hAnsi="Times New Roman" w:cs="Times New Roman"/>
+          <w:kern w:val="0"/>
+          <w14:ligatures w14:val="none"/>
+        </w:rPr>
+      </w:pPr>
+    </w:p>
+    <w:p>
+      <w:pPr>
+        <w:spacing w:before="100" w:beforeAutospacing="1" w:after="100" w:afterAutospacing="1" w:line="240" w:lineRule="auto"/>
+        <w:rPr>
+          <w:rFonts w:ascii="Times New Roman" w:eastAsia="Times New Roman" w:hAnsi="Times New Roman" w:cs="Times New Roman"/>
+          <w:kern w:val="0"/>
+          <w14:ligatures w14:val="none"/>
+        </w:rPr>
+      </w:pPr>
+    </w:p>
+    <w:p>
+      <w:pPr>
+        <w:spacing w:before="100" w:beforeAutospacing="1" w:after="100" w:afterAutospacing="1" w:line="240" w:lineRule="auto"/>
+        <w:rPr>
+          <w:rFonts w:ascii="Times New Roman" w:eastAsia="Times New Roman" w:hAnsi="Times New Roman" w:cs="Times New Roman"/>
+          <w:kern w:val="0"/>
+          <w14:ligatures w14:val="none"/>
+        </w:rPr>
+      </w:pPr>
+      <w:r>
+        <w:rPr>
+          <w:rFonts w:ascii="Times New Roman" w:eastAsia="Times New Roman" w:hAnsi="Times New Roman" w:cs="Times New Roman"/>
+          <w:kern w:val="0"/>
+          <w14:ligatures w14:val="none"/>
+        </w:rPr>
+        <w:t xml:space="preserve">Below is a </w:t>
+      </w:r>
+      <w:r>
+        <w:rPr>
+          <w:rFonts w:ascii="Times New Roman" w:eastAsia="Times New Roman" w:hAnsi="Times New Roman" w:cs="Times New Roman"/>
           <w:b/>
           <w:bCs/>
-          <w:color w:val="CCCCCC"/>
-          <w:kern w:val="0"/>
-          <w:sz w:val="20"/>
-          <w:szCs w:val="20"/>
-          <w14:ligatures w14:val="none"/>
-        </w:rPr>
-        <w:t>Still pending — needs content/decisions from you:</w:t>
-      </w:r>
-      <w:r>
-        <w:rPr>
-          <w:rFonts w:ascii="Segoe UI" w:eastAsia="Times New Roman" w:hAnsi="Segoe UI" w:cs="Segoe UI"/>
-          <w:color w:val="CCCCCC"/>
-          <w:kern w:val="0"/>
-          <w:sz w:val="20"/>
-          <w:szCs w:val="20"/>
-          <w14:ligatures w14:val="none"/>
-        </w:rPr>
-        <w:t xml:space="preserve"> 5. Fees/Pricing page (need fee ranges) 6. Spousal/Family Sponsorship service page (need content) 7. Free Assessment intake form (need form tool choice) 8. Resources/Downloads hub (need PDF assets) 9. RCIC licence number display (previously skipped) 10. 9 remaining blog topics from the editorial calendar 11. IRCC processing times on service pages 12. Official source links in blog posts (IRCC, canada.ca citations) 13. Google Business Profile, branded domain (manual tasks)</w:t>
-      </w:r>
-    </w:p>
-    <w:p>
-      <w:pPr>
-        <w:spacing w:before="100" w:beforeAutospacing="1" w:after="100" w:afterAutospacing="1" w:line="240" w:lineRule="auto"/>
-        <w:rPr>
-          <w:rFonts w:ascii="Times New Roman" w:eastAsia="Times New Roman" w:hAnsi="Times New Roman" w:cs="Times New Roman"/>
-          <w:kern w:val="0"/>
-          <w14:ligatures w14:val="none"/>
-        </w:rPr>
-      </w:pPr>
-    </w:p>
-    <w:p>
-      <w:pPr>
-        <w:spacing w:before="100" w:beforeAutospacing="1" w:after="100" w:afterAutospacing="1" w:line="240" w:lineRule="auto"/>
-        <w:rPr>
-          <w:rFonts w:ascii="Times New Roman" w:eastAsia="Times New Roman" w:hAnsi="Times New Roman" w:cs="Times New Roman"/>
-          <w:kern w:val="0"/>
-          <w14:ligatures w14:val="none"/>
-        </w:rPr>
-      </w:pPr>
-    </w:p>
-    <w:p>
-      <w:pPr>
-        <w:spacing w:before="100" w:beforeAutospacing="1" w:after="100" w:afterAutospacing="1" w:line="240" w:lineRule="auto"/>
-        <w:rPr>
-          <w:rFonts w:ascii="Times New Roman" w:eastAsia="Times New Roman" w:hAnsi="Times New Roman" w:cs="Times New Roman"/>
-          <w:kern w:val="0"/>
-          <w14:ligatures w14:val="none"/>
-        </w:rPr>
-      </w:pPr>
-    </w:p>
-    <w:p>
-      <w:pPr>
-        <w:spacing w:before="100" w:beforeAutospacing="1" w:after="100" w:afterAutospacing="1" w:line="240" w:lineRule="auto"/>
-        <w:rPr>
-          <w:rFonts w:ascii="Times New Roman" w:eastAsia="Times New Roman" w:hAnsi="Times New Roman" w:cs="Times New Roman"/>
-          <w:kern w:val="0"/>
-          <w14:ligatures w14:val="none"/>
-        </w:rPr>
-      </w:pPr>
-    </w:p>
-    <w:p>
-      <w:pPr>
-        <w:spacing w:before="100" w:beforeAutospacing="1" w:after="100" w:afterAutospacing="1" w:line="240" w:lineRule="auto"/>
-        <w:rPr>
-          <w:rFonts w:ascii="Times New Roman" w:eastAsia="Times New Roman" w:hAnsi="Times New Roman" w:cs="Times New Roman"/>
-          <w:kern w:val="0"/>
-          <w14:ligatures w14:val="none"/>
-        </w:rPr>
-      </w:pPr>
-    </w:p>
-    <w:p>
-      <w:pPr>
-        <w:spacing w:before="100" w:beforeAutospacing="1" w:after="100" w:afterAutospacing="1" w:line="240" w:lineRule="auto"/>
-        <w:rPr>
-          <w:rFonts w:ascii="Times New Roman" w:eastAsia="Times New Roman" w:hAnsi="Times New Roman" w:cs="Times New Roman"/>
-          <w:kern w:val="0"/>
-          <w14:ligatures w14:val="none"/>
-        </w:rPr>
-      </w:pPr>
-      <w:r>
-        <w:rPr>
-          <w:rFonts w:ascii="Times New Roman" w:eastAsia="Times New Roman" w:hAnsi="Times New Roman" w:cs="Times New Roman"/>
-          <w:kern w:val="0"/>
-          <w14:ligatures w14:val="none"/>
-        </w:rPr>
-        <w:t xml:space="preserve">Below is a </w:t>
+          <w:kern w:val="0"/>
+          <w14:ligatures w14:val="none"/>
+        </w:rPr>
+        <w:t>full SEO + credibility audit</w:t>
+      </w:r>
+      <w:r>
+        <w:rPr>
+          <w:rFonts w:ascii="Times New Roman" w:eastAsia="Times New Roman" w:hAnsi="Times New Roman" w:cs="Times New Roman"/>
+          <w:kern w:val="0"/>
+          <w14:ligatures w14:val="none"/>
+        </w:rPr>
+        <w:t xml:space="preserve"> for the site. I reviewed the structure, immigration search demand, consultant competition, and conversion signals. This focuses on </w:t>
       </w:r>
       <w:r>
         <w:rPr>
@@ -282,24 +258,6 @@
           <w:kern w:val="0"/>
           <w14:ligatures w14:val="none"/>
         </w:rPr>
-        <w:t>full SEO + credibility audit</w:t>
-      </w:r>
-      <w:r>
-        <w:rPr>
-          <w:rFonts w:ascii="Times New Roman" w:eastAsia="Times New Roman" w:hAnsi="Times New Roman" w:cs="Times New Roman"/>
-          <w:kern w:val="0"/>
-          <w14:ligatures w14:val="none"/>
-        </w:rPr>
-        <w:t xml:space="preserve"> for the site. I reviewed the structure, immigration search demand, consultant competition, and conversion signals. This focuses on </w:t>
-      </w:r>
-      <w:r>
-        <w:rPr>
-          <w:rFonts w:ascii="Times New Roman" w:eastAsia="Times New Roman" w:hAnsi="Times New Roman" w:cs="Times New Roman"/>
-          <w:b/>
-          <w:bCs/>
-          <w:kern w:val="0"/>
-          <w14:ligatures w14:val="none"/>
-        </w:rPr>
         <w:t>what will actually bring clients</w:t>
       </w:r>
       <w:r>
@@ -326,7 +284,7 @@
           <w:noProof/>
           <w:kern w:val="0"/>
         </w:rPr>
-        <w:pict w14:anchorId="484C6A10">
+        <w:pict w14:anchorId="7CEE7858">
           <v:rect id="_x0000_i1040" alt="" style="width:468pt;height:.05pt;mso-width-percent:0;mso-height-percent:0;mso-width-percent:0;mso-height-percent:0" o:hralign="center" o:hrstd="t" o:hr="t" fillcolor="#a0a0a0" stroked="f"/>
         </w:pict>
       </w:r>
@@ -728,7 +686,7 @@
           <w:noProof/>
           <w:kern w:val="0"/>
         </w:rPr>
-        <w:pict w14:anchorId="64C108A3">
+        <w:pict w14:anchorId="5A0F3B3A">
           <v:rect id="_x0000_i1039" alt="" style="width:468pt;height:.05pt;mso-width-percent:0;mso-height-percent:0;mso-width-percent:0;mso-height-percent:0" o:hralign="center" o:hrstd="t" o:hr="t" fillcolor="#a0a0a0" stroked="f"/>
         </w:pict>
       </w:r>
@@ -998,7 +956,7 @@
           <w:noProof/>
           <w:kern w:val="0"/>
         </w:rPr>
-        <w:pict w14:anchorId="09D9A988">
+        <w:pict w14:anchorId="5AFEAC75">
           <v:rect id="_x0000_i1038" alt="" style="width:468pt;height:.05pt;mso-width-percent:0;mso-height-percent:0;mso-width-percent:0;mso-height-percent:0" o:hralign="center" o:hrstd="t" o:hr="t" fillcolor="#a0a0a0" stroked="f"/>
         </w:pict>
       </w:r>
@@ -4044,7 +4002,7 @@
           <w:kern w:val="0"/>
         </w:rPr>
         <w:lastRenderedPageBreak/>
-        <w:pict w14:anchorId="17B5FD4D">
+        <w:pict w14:anchorId="5E969202">
           <v:rect id="_x0000_i1037" alt="" style="width:468pt;height:.05pt;mso-width-percent:0;mso-height-percent:0;mso-width-percent:0;mso-height-percent:0" o:hralign="center" o:hrstd="t" o:hr="t" fillcolor="#a0a0a0" stroked="f"/>
         </w:pict>
       </w:r>
@@ -4213,7 +4171,7 @@
           <w:noProof/>
           <w:kern w:val="0"/>
         </w:rPr>
-        <w:pict w14:anchorId="3278D717">
+        <w:pict w14:anchorId="517F4067">
           <v:rect id="_x0000_i1036" alt="" style="width:468pt;height:.05pt;mso-width-percent:0;mso-height-percent:0;mso-width-percent:0;mso-height-percent:0" o:hralign="center" o:hrstd="t" o:hr="t" fillcolor="#a0a0a0" stroked="f"/>
         </w:pict>
       </w:r>
@@ -4332,7 +4290,7 @@
           <w:noProof/>
           <w:kern w:val="0"/>
         </w:rPr>
-        <w:pict w14:anchorId="2300E512">
+        <w:pict w14:anchorId="24751CA5">
           <v:rect id="_x0000_i1035" alt="" style="width:468pt;height:.05pt;mso-width-percent:0;mso-height-percent:0;mso-width-percent:0;mso-height-percent:0" o:hralign="center" o:hrstd="t" o:hr="t" fillcolor="#a0a0a0" stroked="f"/>
         </w:pict>
       </w:r>
@@ -4451,7 +4409,7 @@
           <w:noProof/>
           <w:kern w:val="0"/>
         </w:rPr>
-        <w:pict w14:anchorId="0834B0DB">
+        <w:pict w14:anchorId="08A5D1CB">
           <v:rect id="_x0000_i1034" alt="" style="width:468pt;height:.05pt;mso-width-percent:0;mso-height-percent:0;mso-width-percent:0;mso-height-percent:0" o:hralign="center" o:hrstd="t" o:hr="t" fillcolor="#a0a0a0" stroked="f"/>
         </w:pict>
       </w:r>
@@ -6536,7 +6494,7 @@
           <w:noProof/>
           <w:kern w:val="0"/>
         </w:rPr>
-        <w:pict w14:anchorId="2289BF50">
+        <w:pict w14:anchorId="4F4B71B0">
           <v:rect id="_x0000_i1033" alt="" style="width:468pt;height:.05pt;mso-width-percent:0;mso-height-percent:0;mso-width-percent:0;mso-height-percent:0" o:hralign="center" o:hrstd="t" o:hr="t" fillcolor="#a0a0a0" stroked="f"/>
         </w:pict>
       </w:r>
@@ -6874,7 +6832,7 @@
           <w:noProof/>
           <w:kern w:val="0"/>
         </w:rPr>
-        <w:pict w14:anchorId="57E0CDFF">
+        <w:pict w14:anchorId="26549544">
           <v:rect id="_x0000_i1032" alt="" style="width:468pt;height:.05pt;mso-width-percent:0;mso-height-percent:0;mso-width-percent:0;mso-height-percent:0" o:hralign="center" o:hrstd="t" o:hr="t" fillcolor="#a0a0a0" stroked="f"/>
         </w:pict>
       </w:r>
@@ -7168,7 +7126,7 @@
           <w:noProof/>
           <w:kern w:val="0"/>
         </w:rPr>
-        <w:pict w14:anchorId="1B899ABB">
+        <w:pict w14:anchorId="3A07B56B">
           <v:rect id="_x0000_i1031" alt="" style="width:468pt;height:.05pt;mso-width-percent:0;mso-height-percent:0;mso-width-percent:0;mso-height-percent:0" o:hralign="center" o:hrstd="t" o:hr="t" fillcolor="#a0a0a0" stroked="f"/>
         </w:pict>
       </w:r>
@@ -7283,7 +7241,7 @@
           <w:noProof/>
           <w:kern w:val="0"/>
         </w:rPr>
-        <w:pict w14:anchorId="60C88EAF">
+        <w:pict w14:anchorId="1D664522">
           <v:rect id="_x0000_i1030" alt="" style="width:468pt;height:.05pt;mso-width-percent:0;mso-height-percent:0;mso-width-percent:0;mso-height-percent:0" o:hralign="center" o:hrstd="t" o:hr="t" fillcolor="#a0a0a0" stroked="f"/>
         </w:pict>
       </w:r>
@@ -7427,7 +7385,7 @@
           <w:noProof/>
           <w:kern w:val="0"/>
         </w:rPr>
-        <w:pict w14:anchorId="0380B091">
+        <w:pict w14:anchorId="6D37D238">
           <v:rect id="_x0000_i1029" alt="" style="width:468pt;height:.05pt;mso-width-percent:0;mso-height-percent:0;mso-width-percent:0;mso-height-percent:0" o:hralign="center" o:hrstd="t" o:hr="t" fillcolor="#a0a0a0" stroked="f"/>
         </w:pict>
       </w:r>
@@ -7530,7 +7488,7 @@
           <w:noProof/>
           <w:kern w:val="0"/>
         </w:rPr>
-        <w:pict w14:anchorId="5AB73A30">
+        <w:pict w14:anchorId="76D20504">
           <v:rect id="_x0000_i1028" alt="" style="width:468pt;height:.05pt;mso-width-percent:0;mso-height-percent:0;mso-width-percent:0;mso-height-percent:0" o:hralign="center" o:hrstd="t" o:hr="t" fillcolor="#a0a0a0" stroked="f"/>
         </w:pict>
       </w:r>
@@ -7818,7 +7776,7 @@
           <w:kern w:val="0"/>
         </w:rPr>
         <w:lastRenderedPageBreak/>
-        <w:pict w14:anchorId="17A17F63">
+        <w:pict w14:anchorId="0BD37A58">
           <v:rect id="_x0000_i1027" alt="" style="width:468pt;height:.05pt;mso-width-percent:0;mso-height-percent:0;mso-width-percent:0;mso-height-percent:0" o:hralign="center" o:hrstd="t" o:hr="t" fillcolor="#a0a0a0" stroked="f"/>
         </w:pict>
       </w:r>
@@ -7998,7 +7956,7 @@
           <w:noProof/>
           <w:kern w:val="0"/>
         </w:rPr>
-        <w:pict w14:anchorId="2520762B">
+        <w:pict w14:anchorId="3E9623C2">
           <v:rect id="_x0000_i1026" alt="" style="width:468pt;height:.05pt;mso-width-percent:0;mso-height-percent:0;mso-width-percent:0;mso-height-percent:0" o:hralign="center" o:hrstd="t" o:hr="t" fillcolor="#a0a0a0" stroked="f"/>
         </w:pict>
       </w:r>
@@ -8199,7 +8157,7 @@
           <w:noProof/>
           <w:kern w:val="0"/>
         </w:rPr>
-        <w:pict w14:anchorId="4A5F1DA2">
+        <w:pict w14:anchorId="45588417">
           <v:rect id="_x0000_i1025" alt="" style="width:468pt;height:.05pt;mso-width-percent:0;mso-height-percent:0;mso-width-percent:0;mso-height-percent:0" o:hralign="center" o:hrstd="t" o:hr="t" fillcolor="#a0a0a0" stroked="f"/>
         </w:pict>
       </w:r>

--- a/docs/SEO Audit.docx
+++ b/docs/SEO Audit.docx
@@ -14,247 +14,54 @@
     </w:p>
     <w:p>
       <w:pPr>
-        <w:numPr>
-          <w:ilvl w:val="0"/>
-          <w:numId w:val="12"/>
-        </w:numPr>
-        <w:shd w:val="clear" w:color="auto" w:fill="181818"/>
-        <w:spacing w:before="100" w:beforeAutospacing="1" w:after="100" w:afterAutospacing="1" w:line="240" w:lineRule="auto"/>
-        <w:rPr>
-          <w:rFonts w:ascii="Segoe UI" w:eastAsia="Times New Roman" w:hAnsi="Segoe UI" w:cs="Segoe UI"/>
-          <w:color w:val="CCCCCC"/>
-          <w:kern w:val="0"/>
-          <w:sz w:val="20"/>
-          <w:szCs w:val="20"/>
-          <w14:ligatures w14:val="none"/>
-        </w:rPr>
-      </w:pPr>
-      <w:r>
-        <w:rPr>
-          <w:rFonts w:ascii="Segoe UI" w:eastAsia="Times New Roman" w:hAnsi="Segoe UI" w:cs="Segoe UI"/>
+        <w:spacing w:before="100" w:beforeAutospacing="1" w:after="100" w:afterAutospacing="1" w:line="240" w:lineRule="auto"/>
+        <w:rPr>
+          <w:rFonts w:ascii="Times New Roman" w:eastAsia="Times New Roman" w:hAnsi="Times New Roman" w:cs="Times New Roman"/>
+          <w:kern w:val="0"/>
+          <w14:ligatures w14:val="none"/>
+        </w:rPr>
+      </w:pPr>
+    </w:p>
+    <w:p>
+      <w:pPr>
+        <w:spacing w:before="100" w:beforeAutospacing="1" w:after="100" w:afterAutospacing="1" w:line="240" w:lineRule="auto"/>
+        <w:rPr>
+          <w:rFonts w:ascii="Times New Roman" w:eastAsia="Times New Roman" w:hAnsi="Times New Roman" w:cs="Times New Roman"/>
+          <w:kern w:val="0"/>
+          <w14:ligatures w14:val="none"/>
+        </w:rPr>
+      </w:pPr>
+      <w:r>
+        <w:rPr>
+          <w:rFonts w:ascii="Times New Roman" w:eastAsia="Times New Roman" w:hAnsi="Times New Roman" w:cs="Times New Roman"/>
+          <w:kern w:val="0"/>
+          <w14:ligatures w14:val="none"/>
+        </w:rPr>
+        <w:t xml:space="preserve">Below is a </w:t>
+      </w:r>
+      <w:r>
+        <w:rPr>
+          <w:rFonts w:ascii="Times New Roman" w:eastAsia="Times New Roman" w:hAnsi="Times New Roman" w:cs="Times New Roman"/>
           <w:b/>
           <w:bCs/>
-          <w:color w:val="CCCCCC"/>
-          <w:kern w:val="0"/>
-          <w:sz w:val="20"/>
-          <w:szCs w:val="20"/>
-          <w14:ligatures w14:val="none"/>
-        </w:rPr>
-        <w:t>Author attribution</w:t>
-      </w:r>
-      <w:r>
-        <w:rPr>
-          <w:rFonts w:ascii="Segoe UI" w:eastAsia="Times New Roman" w:hAnsi="Segoe UI" w:cs="Segoe UI"/>
-          <w:color w:val="CCCCCC"/>
-          <w:kern w:val="0"/>
-          <w:sz w:val="20"/>
-          <w:szCs w:val="20"/>
-          <w14:ligatures w14:val="none"/>
-        </w:rPr>
-        <w:t> on blog posts ("Written by Svetlana Demb, RCIC")</w:t>
-      </w:r>
-    </w:p>
-    <w:p>
-      <w:pPr>
-        <w:numPr>
-          <w:ilvl w:val="0"/>
-          <w:numId w:val="12"/>
-        </w:numPr>
-        <w:shd w:val="clear" w:color="auto" w:fill="181818"/>
-        <w:spacing w:before="100" w:beforeAutospacing="1" w:after="100" w:afterAutospacing="1" w:line="240" w:lineRule="auto"/>
-        <w:rPr>
-          <w:rFonts w:ascii="Segoe UI" w:eastAsia="Times New Roman" w:hAnsi="Segoe UI" w:cs="Segoe UI"/>
-          <w:color w:val="CCCCCC"/>
-          <w:kern w:val="0"/>
-          <w:sz w:val="20"/>
-          <w:szCs w:val="20"/>
-          <w14:ligatures w14:val="none"/>
-        </w:rPr>
-      </w:pPr>
-      <w:r>
-        <w:rPr>
-          <w:rFonts w:ascii="Segoe UI" w:eastAsia="Times New Roman" w:hAnsi="Segoe UI" w:cs="Segoe UI"/>
+          <w:kern w:val="0"/>
+          <w14:ligatures w14:val="none"/>
+        </w:rPr>
+        <w:t>full SEO + credibility audit</w:t>
+      </w:r>
+      <w:r>
+        <w:rPr>
+          <w:rFonts w:ascii="Times New Roman" w:eastAsia="Times New Roman" w:hAnsi="Times New Roman" w:cs="Times New Roman"/>
+          <w:kern w:val="0"/>
+          <w14:ligatures w14:val="none"/>
+        </w:rPr>
+        <w:t xml:space="preserve"> for the site. I reviewed the structure, immigration search demand, consultant competition, and conversion signals. This focuses on </w:t>
+      </w:r>
+      <w:r>
+        <w:rPr>
+          <w:rFonts w:ascii="Times New Roman" w:eastAsia="Times New Roman" w:hAnsi="Times New Roman" w:cs="Times New Roman"/>
           <w:b/>
           <w:bCs/>
-          <w:color w:val="CCCCCC"/>
-          <w:kern w:val="0"/>
-          <w:sz w:val="20"/>
-          <w:szCs w:val="20"/>
-          <w14:ligatures w14:val="none"/>
-        </w:rPr>
-        <w:t>Phone number in header</w:t>
-      </w:r>
-    </w:p>
-    <w:p>
-      <w:pPr>
-        <w:numPr>
-          <w:ilvl w:val="0"/>
-          <w:numId w:val="12"/>
-        </w:numPr>
-        <w:shd w:val="clear" w:color="auto" w:fill="181818"/>
-        <w:spacing w:before="100" w:beforeAutospacing="1" w:after="100" w:afterAutospacing="1" w:line="240" w:lineRule="auto"/>
-        <w:rPr>
-          <w:rFonts w:ascii="Segoe UI" w:eastAsia="Times New Roman" w:hAnsi="Segoe UI" w:cs="Segoe UI"/>
-          <w:color w:val="CCCCCC"/>
-          <w:kern w:val="0"/>
-          <w:sz w:val="20"/>
-          <w:szCs w:val="20"/>
-          <w14:ligatures w14:val="none"/>
-        </w:rPr>
-      </w:pPr>
-      <w:r>
-        <w:rPr>
-          <w:rFonts w:ascii="Segoe UI" w:eastAsia="Times New Roman" w:hAnsi="Segoe UI" w:cs="Segoe UI"/>
-          <w:b/>
-          <w:bCs/>
-          <w:color w:val="CCCCCC"/>
-          <w:kern w:val="0"/>
-          <w:sz w:val="20"/>
-          <w:szCs w:val="20"/>
-          <w14:ligatures w14:val="none"/>
-        </w:rPr>
-        <w:t>"Free consultation" framing</w:t>
-      </w:r>
-      <w:r>
-        <w:rPr>
-          <w:rFonts w:ascii="Segoe UI" w:eastAsia="Times New Roman" w:hAnsi="Segoe UI" w:cs="Segoe UI"/>
-          <w:color w:val="CCCCCC"/>
-          <w:kern w:val="0"/>
-          <w:sz w:val="20"/>
-          <w:szCs w:val="20"/>
-          <w14:ligatures w14:val="none"/>
-        </w:rPr>
-        <w:t> on CTAs</w:t>
-      </w:r>
-    </w:p>
-    <w:p>
-      <w:pPr>
-        <w:shd w:val="clear" w:color="auto" w:fill="181818"/>
-        <w:spacing w:before="24" w:after="48" w:line="240" w:lineRule="auto"/>
-        <w:rPr>
-          <w:rFonts w:ascii="Segoe UI" w:eastAsia="Times New Roman" w:hAnsi="Segoe UI" w:cs="Segoe UI"/>
-          <w:color w:val="CCCCCC"/>
-          <w:kern w:val="0"/>
-          <w:sz w:val="20"/>
-          <w:szCs w:val="20"/>
-          <w14:ligatures w14:val="none"/>
-        </w:rPr>
-      </w:pPr>
-      <w:r>
-        <w:rPr>
-          <w:rFonts w:ascii="Segoe UI" w:eastAsia="Times New Roman" w:hAnsi="Segoe UI" w:cs="Segoe UI"/>
-          <w:b/>
-          <w:bCs/>
-          <w:color w:val="CCCCCC"/>
-          <w:kern w:val="0"/>
-          <w:sz w:val="20"/>
-          <w:szCs w:val="20"/>
-          <w14:ligatures w14:val="none"/>
-        </w:rPr>
-        <w:t>Still pending — needs content/decisions from you:</w:t>
-      </w:r>
-      <w:r>
-        <w:rPr>
-          <w:rFonts w:ascii="Segoe UI" w:eastAsia="Times New Roman" w:hAnsi="Segoe UI" w:cs="Segoe UI"/>
-          <w:color w:val="CCCCCC"/>
-          <w:kern w:val="0"/>
-          <w:sz w:val="20"/>
-          <w:szCs w:val="20"/>
-          <w14:ligatures w14:val="none"/>
-        </w:rPr>
-        <w:t xml:space="preserve"> 5. Fees/Pricing page (need fee ranges) 6. Spousal/Family Sponsorship service page (need content) 7. Free Assessment intake form (need form tool choice) 8. Resources/Downloads hub (need PDF assets) 9. RCIC licence number display (previously skipped) 10. 9 remaining blog topics from the editorial calendar 11. IRCC processing times on service pages 12. Official source links in blog posts (IRCC, canada.ca citations) 13. Google Business Profile, branded domain (manual tasks)</w:t>
-      </w:r>
-    </w:p>
-    <w:p>
-      <w:pPr>
-        <w:spacing w:before="100" w:beforeAutospacing="1" w:after="100" w:afterAutospacing="1" w:line="240" w:lineRule="auto"/>
-        <w:rPr>
-          <w:rFonts w:ascii="Times New Roman" w:eastAsia="Times New Roman" w:hAnsi="Times New Roman" w:cs="Times New Roman"/>
-          <w:kern w:val="0"/>
-          <w14:ligatures w14:val="none"/>
-        </w:rPr>
-      </w:pPr>
-    </w:p>
-    <w:p>
-      <w:pPr>
-        <w:spacing w:before="100" w:beforeAutospacing="1" w:after="100" w:afterAutospacing="1" w:line="240" w:lineRule="auto"/>
-        <w:rPr>
-          <w:rFonts w:ascii="Times New Roman" w:eastAsia="Times New Roman" w:hAnsi="Times New Roman" w:cs="Times New Roman"/>
-          <w:kern w:val="0"/>
-          <w14:ligatures w14:val="none"/>
-        </w:rPr>
-      </w:pPr>
-    </w:p>
-    <w:p>
-      <w:pPr>
-        <w:spacing w:before="100" w:beforeAutospacing="1" w:after="100" w:afterAutospacing="1" w:line="240" w:lineRule="auto"/>
-        <w:rPr>
-          <w:rFonts w:ascii="Times New Roman" w:eastAsia="Times New Roman" w:hAnsi="Times New Roman" w:cs="Times New Roman"/>
-          <w:kern w:val="0"/>
-          <w14:ligatures w14:val="none"/>
-        </w:rPr>
-      </w:pPr>
-    </w:p>
-    <w:p>
-      <w:pPr>
-        <w:spacing w:before="100" w:beforeAutospacing="1" w:after="100" w:afterAutospacing="1" w:line="240" w:lineRule="auto"/>
-        <w:rPr>
-          <w:rFonts w:ascii="Times New Roman" w:eastAsia="Times New Roman" w:hAnsi="Times New Roman" w:cs="Times New Roman"/>
-          <w:kern w:val="0"/>
-          <w14:ligatures w14:val="none"/>
-        </w:rPr>
-      </w:pPr>
-    </w:p>
-    <w:p>
-      <w:pPr>
-        <w:spacing w:before="100" w:beforeAutospacing="1" w:after="100" w:afterAutospacing="1" w:line="240" w:lineRule="auto"/>
-        <w:rPr>
-          <w:rFonts w:ascii="Times New Roman" w:eastAsia="Times New Roman" w:hAnsi="Times New Roman" w:cs="Times New Roman"/>
-          <w:kern w:val="0"/>
-          <w14:ligatures w14:val="none"/>
-        </w:rPr>
-      </w:pPr>
-    </w:p>
-    <w:p>
-      <w:pPr>
-        <w:spacing w:before="100" w:beforeAutospacing="1" w:after="100" w:afterAutospacing="1" w:line="240" w:lineRule="auto"/>
-        <w:rPr>
-          <w:rFonts w:ascii="Times New Roman" w:eastAsia="Times New Roman" w:hAnsi="Times New Roman" w:cs="Times New Roman"/>
-          <w:kern w:val="0"/>
-          <w14:ligatures w14:val="none"/>
-        </w:rPr>
-      </w:pPr>
-      <w:r>
-        <w:rPr>
-          <w:rFonts w:ascii="Times New Roman" w:eastAsia="Times New Roman" w:hAnsi="Times New Roman" w:cs="Times New Roman"/>
-          <w:kern w:val="0"/>
-          <w14:ligatures w14:val="none"/>
-        </w:rPr>
-        <w:t xml:space="preserve">Below is a </w:t>
-      </w:r>
-      <w:r>
-        <w:rPr>
-          <w:rFonts w:ascii="Times New Roman" w:eastAsia="Times New Roman" w:hAnsi="Times New Roman" w:cs="Times New Roman"/>
-          <w:b/>
-          <w:bCs/>
-          <w:kern w:val="0"/>
-          <w14:ligatures w14:val="none"/>
-        </w:rPr>
-        <w:t>full SEO + credibility audit</w:t>
-      </w:r>
-      <w:r>
-        <w:rPr>
-          <w:rFonts w:ascii="Times New Roman" w:eastAsia="Times New Roman" w:hAnsi="Times New Roman" w:cs="Times New Roman"/>
-          <w:kern w:val="0"/>
-          <w14:ligatures w14:val="none"/>
-        </w:rPr>
-        <w:t xml:space="preserve"> for the site. I reviewed the structure, immigration search demand, consultant competition, and conversion signals. This focuses on </w:t>
-      </w:r>
-      <w:r>
-        <w:rPr>
-          <w:rFonts w:ascii="Times New Roman" w:eastAsia="Times New Roman" w:hAnsi="Times New Roman" w:cs="Times New Roman"/>
-          <w:b/>
-          <w:bCs/>
           <w:kern w:val="0"/>
           <w14:ligatures w14:val="none"/>
         </w:rPr>
@@ -284,7 +91,7 @@
           <w:noProof/>
           <w:kern w:val="0"/>
         </w:rPr>
-        <w:pict w14:anchorId="7CEE7858">
+        <w:pict w14:anchorId="78C93967">
           <v:rect id="_x0000_i1040" alt="" style="width:468pt;height:.05pt;mso-width-percent:0;mso-height-percent:0;mso-width-percent:0;mso-height-percent:0" o:hralign="center" o:hrstd="t" o:hr="t" fillcolor="#a0a0a0" stroked="f"/>
         </w:pict>
       </w:r>
@@ -482,7 +289,6 @@
           <w:kern w:val="0"/>
           <w14:ligatures w14:val="none"/>
         </w:rPr>
-        <w:lastRenderedPageBreak/>
         <w:t>✅</w:t>
       </w:r>
       <w:r>
@@ -686,7 +492,8 @@
           <w:noProof/>
           <w:kern w:val="0"/>
         </w:rPr>
-        <w:pict w14:anchorId="5A0F3B3A">
+        <w:lastRenderedPageBreak/>
+        <w:pict w14:anchorId="441C64D4">
           <v:rect id="_x0000_i1039" alt="" style="width:468pt;height:.05pt;mso-width-percent:0;mso-height-percent:0;mso-width-percent:0;mso-height-percent:0" o:hralign="center" o:hrstd="t" o:hr="t" fillcolor="#a0a0a0" stroked="f"/>
         </w:pict>
       </w:r>
@@ -937,7 +744,6 @@
           <w:kern w:val="0"/>
           <w14:ligatures w14:val="none"/>
         </w:rPr>
-        <w:lastRenderedPageBreak/>
         <w:t>“how to qualify for express entry Canada”</w:t>
       </w:r>
     </w:p>
@@ -956,7 +762,7 @@
           <w:noProof/>
           <w:kern w:val="0"/>
         </w:rPr>
-        <w:pict w14:anchorId="5AFEAC75">
+        <w:pict w14:anchorId="6575738F">
           <v:rect id="_x0000_i1038" alt="" style="width:468pt;height:.05pt;mso-width-percent:0;mso-height-percent:0;mso-width-percent:0;mso-height-percent:0" o:hralign="center" o:hrstd="t" o:hr="t" fillcolor="#a0a0a0" stroked="f"/>
         </w:pict>
       </w:r>
@@ -1118,6 +924,7 @@
           <w:kern w:val="0"/>
           <w14:ligatures w14:val="none"/>
         </w:rPr>
+        <w:lastRenderedPageBreak/>
         <w:t>express entry canada requirements (~40k)</w:t>
       </w:r>
     </w:p>
@@ -2120,7 +1927,6 @@
                 <w:sz w:val="20"/>
                 <w:szCs w:val="20"/>
               </w:rPr>
-              <w:lastRenderedPageBreak/>
               <w:t>PNP consultant Canada</w:t>
             </w:r>
           </w:p>
@@ -3135,6 +2941,7 @@
                 <w:sz w:val="20"/>
                 <w:szCs w:val="20"/>
               </w:rPr>
+              <w:lastRenderedPageBreak/>
               <w:t>how to check if immigration consultant is licensed</w:t>
             </w:r>
           </w:p>
@@ -4001,8 +3808,7 @@
           <w:noProof/>
           <w:kern w:val="0"/>
         </w:rPr>
-        <w:lastRenderedPageBreak/>
-        <w:pict w14:anchorId="5E969202">
+        <w:pict w14:anchorId="01C035C5">
           <v:rect id="_x0000_i1037" alt="" style="width:468pt;height:.05pt;mso-width-percent:0;mso-height-percent:0;mso-width-percent:0;mso-height-percent:0" o:hralign="center" o:hrstd="t" o:hr="t" fillcolor="#a0a0a0" stroked="f"/>
         </w:pict>
       </w:r>
@@ -4171,7 +3977,7 @@
           <w:noProof/>
           <w:kern w:val="0"/>
         </w:rPr>
-        <w:pict w14:anchorId="517F4067">
+        <w:pict w14:anchorId="7DCFE170">
           <v:rect id="_x0000_i1036" alt="" style="width:468pt;height:.05pt;mso-width-percent:0;mso-height-percent:0;mso-width-percent:0;mso-height-percent:0" o:hralign="center" o:hrstd="t" o:hr="t" fillcolor="#a0a0a0" stroked="f"/>
         </w:pict>
       </w:r>
@@ -4200,6 +4006,7 @@
           <w:szCs w:val="27"/>
           <w14:ligatures w14:val="none"/>
         </w:rPr>
+        <w:lastRenderedPageBreak/>
         <w:t>Study permits</w:t>
       </w:r>
     </w:p>
@@ -4290,7 +4097,7 @@
           <w:noProof/>
           <w:kern w:val="0"/>
         </w:rPr>
-        <w:pict w14:anchorId="24751CA5">
+        <w:pict w14:anchorId="18A1E746">
           <v:rect id="_x0000_i1035" alt="" style="width:468pt;height:.05pt;mso-width-percent:0;mso-height-percent:0;mso-width-percent:0;mso-height-percent:0" o:hralign="center" o:hrstd="t" o:hr="t" fillcolor="#a0a0a0" stroked="f"/>
         </w:pict>
       </w:r>
@@ -4409,7 +4216,7 @@
           <w:noProof/>
           <w:kern w:val="0"/>
         </w:rPr>
-        <w:pict w14:anchorId="08A5D1CB">
+        <w:pict w14:anchorId="5035286F">
           <v:rect id="_x0000_i1034" alt="" style="width:468pt;height:.05pt;mso-width-percent:0;mso-height-percent:0;mso-width-percent:0;mso-height-percent:0" o:hralign="center" o:hrstd="t" o:hr="t" fillcolor="#a0a0a0" stroked="f"/>
         </w:pict>
       </w:r>
@@ -4514,7 +4321,6 @@
                 <w:sz w:val="20"/>
                 <w:szCs w:val="20"/>
               </w:rPr>
-              <w:lastRenderedPageBreak/>
               <w:t>Language / community</w:t>
             </w:r>
           </w:p>
@@ -5016,6 +4822,7 @@
                 <w:sz w:val="20"/>
                 <w:szCs w:val="20"/>
               </w:rPr>
+              <w:lastRenderedPageBreak/>
               <w:t>Israeli &amp; Jewish diaspora</w:t>
             </w:r>
           </w:p>
@@ -5596,7 +5403,6 @@
                 <w:sz w:val="20"/>
                 <w:szCs w:val="20"/>
               </w:rPr>
-              <w:lastRenderedPageBreak/>
               <w:t>No hreflang tags for multilingual pages</w:t>
             </w:r>
           </w:p>
@@ -6113,6 +5919,7 @@
                 <w:sz w:val="20"/>
                 <w:szCs w:val="20"/>
               </w:rPr>
+              <w:lastRenderedPageBreak/>
               <w:t>Images have no alt text</w:t>
             </w:r>
           </w:p>
@@ -6494,7 +6301,7 @@
           <w:noProof/>
           <w:kern w:val="0"/>
         </w:rPr>
-        <w:pict w14:anchorId="4F4B71B0">
+        <w:pict w14:anchorId="0BC8D3E7">
           <v:rect id="_x0000_i1033" alt="" style="width:468pt;height:.05pt;mso-width-percent:0;mso-height-percent:0;mso-width-percent:0;mso-height-percent:0" o:hralign="center" o:hrstd="t" o:hr="t" fillcolor="#a0a0a0" stroked="f"/>
         </w:pict>
       </w:r>
@@ -6625,7 +6432,6 @@
           <w:kern w:val="0"/>
           <w14:ligatures w14:val="none"/>
         </w:rPr>
-        <w:lastRenderedPageBreak/>
         <w:t>Example improvement:</w:t>
       </w:r>
     </w:p>
@@ -6832,7 +6638,7 @@
           <w:noProof/>
           <w:kern w:val="0"/>
         </w:rPr>
-        <w:pict w14:anchorId="26549544">
+        <w:pict w14:anchorId="634D4D79">
           <v:rect id="_x0000_i1032" alt="" style="width:468pt;height:.05pt;mso-width-percent:0;mso-height-percent:0;mso-width-percent:0;mso-height-percent:0" o:hralign="center" o:hrstd="t" o:hr="t" fillcolor="#a0a0a0" stroked="f"/>
         </w:pict>
       </w:r>
@@ -6889,6 +6695,7 @@
           <w:kern w:val="0"/>
           <w14:ligatures w14:val="none"/>
         </w:rPr>
+        <w:lastRenderedPageBreak/>
         <w:t xml:space="preserve">Immigration clients care </w:t>
       </w:r>
       <w:r>
@@ -7126,7 +6933,7 @@
           <w:noProof/>
           <w:kern w:val="0"/>
         </w:rPr>
-        <w:pict w14:anchorId="3A07B56B">
+        <w:pict w14:anchorId="0A2F8E51">
           <v:rect id="_x0000_i1031" alt="" style="width:468pt;height:.05pt;mso-width-percent:0;mso-height-percent:0;mso-width-percent:0;mso-height-percent:0" o:hralign="center" o:hrstd="t" o:hr="t" fillcolor="#a0a0a0" stroked="f"/>
         </w:pict>
       </w:r>
@@ -7241,7 +7048,7 @@
           <w:noProof/>
           <w:kern w:val="0"/>
         </w:rPr>
-        <w:pict w14:anchorId="1D664522">
+        <w:pict w14:anchorId="68B7B5A5">
           <v:rect id="_x0000_i1030" alt="" style="width:468pt;height:.05pt;mso-width-percent:0;mso-height-percent:0;mso-width-percent:0;mso-height-percent:0" o:hralign="center" o:hrstd="t" o:hr="t" fillcolor="#a0a0a0" stroked="f"/>
         </w:pict>
       </w:r>
@@ -7270,7 +7077,6 @@
           <w:szCs w:val="27"/>
           <w14:ligatures w14:val="none"/>
         </w:rPr>
-        <w:lastRenderedPageBreak/>
         <w:t>3</w:t>
       </w:r>
     </w:p>
@@ -7385,7 +7191,7 @@
           <w:noProof/>
           <w:kern w:val="0"/>
         </w:rPr>
-        <w:pict w14:anchorId="6D37D238">
+        <w:pict w14:anchorId="06F86D13">
           <v:rect id="_x0000_i1029" alt="" style="width:468pt;height:.05pt;mso-width-percent:0;mso-height-percent:0;mso-width-percent:0;mso-height-percent:0" o:hralign="center" o:hrstd="t" o:hr="t" fillcolor="#a0a0a0" stroked="f"/>
         </w:pict>
       </w:r>
@@ -7488,7 +7294,7 @@
           <w:noProof/>
           <w:kern w:val="0"/>
         </w:rPr>
-        <w:pict w14:anchorId="76D20504">
+        <w:pict w14:anchorId="692BC9AD">
           <v:rect id="_x0000_i1028" alt="" style="width:468pt;height:.05pt;mso-width-percent:0;mso-height-percent:0;mso-width-percent:0;mso-height-percent:0" o:hralign="center" o:hrstd="t" o:hr="t" fillcolor="#a0a0a0" stroked="f"/>
         </w:pict>
       </w:r>
@@ -7775,8 +7581,7 @@
           <w:noProof/>
           <w:kern w:val="0"/>
         </w:rPr>
-        <w:lastRenderedPageBreak/>
-        <w:pict w14:anchorId="0BD37A58">
+        <w:pict w14:anchorId="339F8540">
           <v:rect id="_x0000_i1027" alt="" style="width:468pt;height:.05pt;mso-width-percent:0;mso-height-percent:0;mso-width-percent:0;mso-height-percent:0" o:hralign="center" o:hrstd="t" o:hr="t" fillcolor="#a0a0a0" stroked="f"/>
         </w:pict>
       </w:r>
@@ -7898,6 +7703,7 @@
           <w:kern w:val="0"/>
           <w14:ligatures w14:val="none"/>
         </w:rPr>
+        <w:lastRenderedPageBreak/>
         <w:t>Example</w:t>
       </w:r>
     </w:p>
@@ -7956,7 +7762,7 @@
           <w:noProof/>
           <w:kern w:val="0"/>
         </w:rPr>
-        <w:pict w14:anchorId="3E9623C2">
+        <w:pict w14:anchorId="175D4028">
           <v:rect id="_x0000_i1026" alt="" style="width:468pt;height:.05pt;mso-width-percent:0;mso-height-percent:0;mso-width-percent:0;mso-height-percent:0" o:hralign="center" o:hrstd="t" o:hr="t" fillcolor="#a0a0a0" stroked="f"/>
         </w:pict>
       </w:r>
@@ -8157,7 +7963,7 @@
           <w:noProof/>
           <w:kern w:val="0"/>
         </w:rPr>
-        <w:pict w14:anchorId="45588417">
+        <w:pict w14:anchorId="0238B4F3">
           <v:rect id="_x0000_i1025" alt="" style="width:468pt;height:.05pt;mso-width-percent:0;mso-height-percent:0;mso-width-percent:0;mso-height-percent:0" o:hralign="center" o:hrstd="t" o:hr="t" fillcolor="#a0a0a0" stroked="f"/>
         </w:pict>
       </w:r>
